--- a/fixtures/classic/classic-references-a4.docx
+++ b/fixtures/classic/classic-references-a4.docx
@@ -114,7 +114,7 @@
         <w:rPr>
           <w:rtl w:val="0"/>
         </w:rPr>
-        <w:t xml:space="preserve">Ridgeway Capital Partners</w:t>
+        <w:t xml:space="preserve">Harlan Quay Capital Partners</w:t>
       </w:r>
     </w:p>
     <w:p>

--- a/fixtures/classic/classic-references-a4.docx
+++ b/fixtures/classic/classic-references-a4.docx
@@ -128,7 +128,7 @@
           <w:rPr>
             <w:rtl w:val="0"/>
           </w:rPr>
-          <w:t xml:space="preserve">jprice@ridgewaycap.com</w:t>
+          <w:t xml:space="preserve">jprice@example.com</w:t>
         </w:r>
       </w:hyperlink>
       <w:r>
@@ -215,7 +215,7 @@
           <w:rPr>
             <w:rtl w:val="0"/>
           </w:rPr>
-          <w:t xml:space="preserve">gliu@halden.edu</w:t>
+          <w:t xml:space="preserve">gliu@example.org</w:t>
         </w:r>
       </w:hyperlink>
       <w:r>
@@ -302,7 +302,7 @@
           <w:rPr>
             <w:rtl w:val="0"/>
           </w:rPr>
-          <w:t xml:space="preserve">sortiz@halden.edu</w:t>
+          <w:t xml:space="preserve">sortiz@example.org</w:t>
         </w:r>
       </w:hyperlink>
       <w:r>

--- a/fixtures/classic/classic-references-a4.docx
+++ b/fixtures/classic/classic-references-a4.docx
@@ -31,7 +31,7 @@
           <w:rPr>
             <w:rtl w:val="0"/>
           </w:rPr>
-          <w:t xml:space="preserve">olivia.bennett@email.com</w:t>
+          <w:t xml:space="preserve">olivia.bennett@example.com</w:t>
         </w:r>
       </w:hyperlink>
       <w:r>
